--- a/content-pipeline/06-word-documents/01-vietnamese-word/009_xe-bus-2-tang-hop-on-hop-off-sai-gon.docx
+++ b/content-pipeline/06-word-documents/01-vietnamese-word/009_xe-bus-2-tang-hop-on-hop-off-sai-gon.docx
@@ -157,7 +157,7 @@
           <w:color w:val="1B365D"/>
           <w:sz w:val="32"/>
         </w:rPr>
-        <w:t>1. Dẫn Nhập: Góc Nhìn Khác Biệt Về Sài Gòn Từ Tầng Mui Trần</w:t>
+        <w:t>Dẫn Nhập: Góc Nhìn Khác Biệt Về Sài Gòn Từ Tầng Mui Trần</w:t>
       </w:r>
     </w:p>
     <w:p>
@@ -210,7 +210,7 @@
           <w:color w:val="1B365D"/>
           <w:sz w:val="32"/>
         </w:rPr>
-        <w:t>2. Tổng Quan Hệ Thống &amp; Điểm Khác Biệt Của Xe Bus 2 Tầng Sài Gòn</w:t>
+        <w:t>Tổng Quan Hệ Thống &amp; Điểm Khác Biệt Của Xe Bus 2 Tầng Sài Gòn</w:t>
       </w:r>
     </w:p>
     <w:p>
@@ -357,7 +357,7 @@
           <w:color w:val="1B365D"/>
           <w:sz w:val="32"/>
         </w:rPr>
-        <w:t>3. Bản Đồ Chi Tiết 2 Tuyến Hành Trình Đi Qua Chợ Bến Thành (Cập Nhật 2026)</w:t>
+        <w:t>Bản Đồ Chi Tiết 2 Tuyến Hành Trình Đi Qua Chợ Bến Thành (Cập Nhật 2026)</w:t>
       </w:r>
     </w:p>
     <w:p>
@@ -899,7 +899,7 @@
           <w:color w:val="1B365D"/>
           <w:sz w:val="32"/>
         </w:rPr>
-        <w:t>4. Bảng So Sánh Chi Tiết Tuyến Ngày &amp; Tuyến Đêm</w:t>
+        <w:t>Bảng So Sánh Chi Tiết Tuyến Ngày &amp; Tuyến Đêm</w:t>
       </w:r>
     </w:p>
     <w:tbl>
@@ -1354,7 +1354,7 @@
           <w:color w:val="1B365D"/>
           <w:sz w:val="32"/>
         </w:rPr>
-        <w:t>5. Bảng Giá Vé Xe Bus 2 Tầng Cập Nhật Năm 2026</w:t>
+        <w:t>Bảng Giá Vé Xe Bus 2 Tầng Cập Nhật Năm 2026</w:t>
       </w:r>
     </w:p>
     <w:p>
@@ -2232,7 +2232,7 @@
           <w:color w:val="1B365D"/>
           <w:sz w:val="32"/>
         </w:rPr>
-        <w:t>6. Sổ Tay Kinh Nghiệm Đắt Giá Dành Cho Lữ Khách "Có GUU"</w:t>
+        <w:t>Sổ Tay Kinh Nghiệm Đắt Giá Dành Cho Lữ Khách "Có GUU"</w:t>
       </w:r>
     </w:p>
     <w:p>
@@ -2260,7 +2260,7 @@
           <w:color w:val="D97706"/>
           <w:sz w:val="26"/>
         </w:rPr>
-        <w:t>1. Bí quyết chọn vị trí ngồi "Triệu Đô"</w:t>
+        <w:t>Bí quyết chọn vị trí ngồi "Triệu Đô"</w:t>
       </w:r>
     </w:p>
     <w:p>
@@ -2344,7 +2344,7 @@
           <w:color w:val="D97706"/>
           <w:sz w:val="26"/>
         </w:rPr>
-        <w:t>2. Khung giờ vàng để lên xe</w:t>
+        <w:t>Khung giờ vàng để lên xe</w:t>
       </w:r>
     </w:p>
     <w:p>
@@ -2405,7 +2405,7 @@
           <w:color w:val="D97706"/>
           <w:sz w:val="26"/>
         </w:rPr>
-        <w:t>3. Quy tắc an toàn bắt buộc khi ngồi trên tầng mui trần</w:t>
+        <w:t>Quy tắc an toàn bắt buộc khi ngồi trên tầng mui trần</w:t>
       </w:r>
     </w:p>
     <w:p>
@@ -2478,7 +2478,7 @@
           <w:color w:val="1B365D"/>
           <w:sz w:val="32"/>
         </w:rPr>
-        <w:t>7. Gợi Ý Lịch Trình Kết Hợp Quanh Chợ Bến Thành</w:t>
+        <w:t>Gợi Ý Lịch Trình Kết Hợp Quanh Chợ Bến Thành</w:t>
       </w:r>
     </w:p>
     <w:p>
@@ -2610,7 +2610,7 @@
           <w:color w:val="1B365D"/>
           <w:sz w:val="32"/>
         </w:rPr>
-        <w:t>8. Lời Kết: Lắng Nghe Nhịp Đập Đô Thị Từ Khoảng Trời Mở</w:t>
+        <w:t>Lời Kết: Lắng Nghe Nhịp Đập Đô Thị Từ Khoảng Trời Mở</w:t>
       </w:r>
     </w:p>
     <w:p>

--- a/content-pipeline/06-word-documents/01-vietnamese-word/009_xe-bus-2-tang-hop-on-hop-off-sai-gon.docx
+++ b/content-pipeline/06-word-documents/01-vietnamese-word/009_xe-bus-2-tang-hop-on-hop-off-sai-gon.docx
@@ -157,7 +157,7 @@
           <w:color w:val="1B365D"/>
           <w:sz w:val="32"/>
         </w:rPr>
-        <w:t>Dẫn Nhập: Góc Nhìn Khác Biệt Về Sài Gòn Từ Tầng Mui Trần</w:t>
+        <w:t>Góc Nhìn Khác Biệt Về Sài Gòn Từ Tầng Mui Trần</w:t>
       </w:r>
     </w:p>
     <w:p>
@@ -2232,7 +2232,7 @@
           <w:color w:val="1B365D"/>
           <w:sz w:val="32"/>
         </w:rPr>
-        <w:t>Sổ Tay Kinh Nghiệm Đắt Giá Dành Cho Lữ Khách "Có GUU"</w:t>
+        <w:t>Sổ Tay Kinh Nghiệm Dành Cho Du Khách Đi Xe Bus 2 Tầng</w:t>
       </w:r>
     </w:p>
     <w:p>
@@ -2514,7 +2514,7 @@
           <w:color w:val="1E293B"/>
           <w:sz w:val="20"/>
         </w:rPr>
-        <w:t xml:space="preserve"> Dạo bước thưởng thức ẩm thực xế chiều tại Cửa Đông Chợ Bến Thành (thưởng thức gỏi cuốn tôm thịt, bún riêu cua hoặc chè Ba Mười).</w:t>
+        <w:t xml:space="preserve"> Dạo bước thưởng thức ẩm thực xế chiều tại Cửa Đông Chợ Bến Thành (thưởng thức gỏi cuốn tôm thịt, bún riêu cua hoặc chè Bé (sạp 1119)).</w:t>
       </w:r>
     </w:p>
     <w:p>

--- a/content-pipeline/06-word-documents/01-vietnamese-word/009_xe-bus-2-tang-hop-on-hop-off-sai-gon.docx
+++ b/content-pipeline/06-word-documents/01-vietnamese-word/009_xe-bus-2-tang-hop-on-hop-off-sai-gon.docx
@@ -613,10 +613,19 @@
       <w:r>
         <w:rPr>
           <w:rFonts w:ascii="Calibri" w:hAnsi="Calibri"/>
+          <w:color w:val="D97706"/>
+          <w:sz w:val="20"/>
+          <w:u w:val="single"/>
+        </w:rPr>
+        <w:t>Dinh Độc Lập</w:t>
+      </w:r>
+      <w:r>
+        <w:rPr>
+          <w:rFonts w:ascii="Calibri" w:hAnsi="Calibri"/>
           <w:color w:val="1E293B"/>
           <w:sz w:val="20"/>
         </w:rPr>
-        <w:t>Dinh Độc Lập (Dinh Thống Nhất)</w:t>
+        <w:t xml:space="preserve"> (Dinh Thống Nhất)</w:t>
       </w:r>
     </w:p>
     <w:p>
@@ -2600,6 +2609,246 @@
     </w:p>
     <w:p>
       <w:pPr>
+        <w:spacing w:before="120" w:after="120"/>
+        <w:jc w:val="center"/>
+      </w:pPr>
+      <w:r>
+        <w:rPr>
+          <w:color w:val="CBD5E1"/>
+        </w:rPr>
+        <w:t>―――――――――――――――――――――――――――――――――――――――――――――</w:t>
+      </w:r>
+    </w:p>
+    <w:p>
+      <w:pPr>
+        <w:keepNext/>
+        <w:spacing w:before="320" w:after="120" w:line="276" w:lineRule="auto"/>
+      </w:pPr>
+      <w:r>
+        <w:rPr>
+          <w:rFonts w:ascii="Calibri" w:hAnsi="Calibri"/>
+          <w:b/>
+          <w:color w:val="1B365D"/>
+          <w:sz w:val="32"/>
+        </w:rPr>
+        <w:t>🗺️ Liên Kết Hành Trình &amp; Điểm Đến Lân Cận</w:t>
+      </w:r>
+    </w:p>
+    <w:p>
+      <w:pPr>
+        <w:spacing w:before="40" w:after="120" w:line="276" w:lineRule="auto"/>
+      </w:pPr>
+      <w:r>
+        <w:rPr>
+          <w:rFonts w:ascii="Calibri" w:hAnsi="Calibri"/>
+          <w:color w:val="1E293B"/>
+          <w:sz w:val="21"/>
+        </w:rPr>
+        <w:t>Để tối ưu hành trình khám phá khu vực trung tâm Bến Thành, mời bạn tham khảo thêm các cẩm nang chuyên sâu liên quan:</w:t>
+      </w:r>
+      <w:r>
+        <w:rPr>
+          <w:rFonts w:ascii="Calibri" w:hAnsi="Calibri"/>
+          <w:color w:val="1E293B"/>
+          <w:sz w:val="21"/>
+        </w:rPr>
+      </w:r>
+      <w:r>
+        <w:rPr>
+          <w:rFonts w:ascii="Calibri" w:hAnsi="Calibri"/>
+          <w:color w:val="1E293B"/>
+          <w:sz w:val="21"/>
+        </w:rPr>
+        <w:br/>
+        <w:t xml:space="preserve">- </w:t>
+      </w:r>
+      <w:r>
+        <w:rPr>
+          <w:rFonts w:ascii="Calibri" w:hAnsi="Calibri"/>
+          <w:b/>
+          <w:color w:val="1E293B"/>
+          <w:sz w:val="21"/>
+        </w:rPr>
+        <w:t>Địa điểm nổi tiếng quanh Bến Thành:</w:t>
+      </w:r>
+      <w:r>
+        <w:rPr>
+          <w:rFonts w:ascii="Calibri" w:hAnsi="Calibri"/>
+          <w:color w:val="1E293B"/>
+          <w:sz w:val="21"/>
+        </w:rPr>
+        <w:t xml:space="preserve"> kết nối mạng lưới danh thắng trong </w:t>
+      </w:r>
+      <w:r>
+        <w:rPr>
+          <w:rFonts w:ascii="Calibri" w:hAnsi="Calibri"/>
+          <w:color w:val="1E293B"/>
+          <w:sz w:val="21"/>
+          <w:u w:val="single"/>
+        </w:rPr>
+        <w:t>địa điểm nổi tiếng quanh Bến Thành</w:t>
+      </w:r>
+      <w:r>
+        <w:rPr>
+          <w:rFonts w:ascii="Calibri" w:hAnsi="Calibri"/>
+          <w:color w:val="1E293B"/>
+          <w:sz w:val="21"/>
+        </w:rPr>
+        <w:t>.</w:t>
+      </w:r>
+      <w:r>
+        <w:rPr>
+          <w:rFonts w:ascii="Calibri" w:hAnsi="Calibri"/>
+          <w:color w:val="1E293B"/>
+          <w:sz w:val="21"/>
+        </w:rPr>
+      </w:r>
+      <w:r>
+        <w:rPr>
+          <w:rFonts w:ascii="Calibri" w:hAnsi="Calibri"/>
+          <w:color w:val="1E293B"/>
+          <w:sz w:val="21"/>
+        </w:rPr>
+        <w:br/>
+        <w:t xml:space="preserve">- </w:t>
+      </w:r>
+      <w:r>
+        <w:rPr>
+          <w:rFonts w:ascii="Calibri" w:hAnsi="Calibri"/>
+          <w:b/>
+          <w:color w:val="1E293B"/>
+          <w:sz w:val="21"/>
+        </w:rPr>
+        <w:t>Ga ngầm Metro Bến Thành:</w:t>
+      </w:r>
+      <w:r>
+        <w:rPr>
+          <w:rFonts w:ascii="Calibri" w:hAnsi="Calibri"/>
+          <w:color w:val="1E293B"/>
+          <w:sz w:val="21"/>
+        </w:rPr>
+        <w:t xml:space="preserve"> trạm trung chuyển nằm ngay bên cạnh </w:t>
+      </w:r>
+      <w:r>
+        <w:rPr>
+          <w:rFonts w:ascii="Calibri" w:hAnsi="Calibri"/>
+          <w:color w:val="1E293B"/>
+          <w:sz w:val="21"/>
+          <w:u w:val="single"/>
+        </w:rPr>
+        <w:t>ga ngầm Metro Bến Thành</w:t>
+      </w:r>
+      <w:r>
+        <w:rPr>
+          <w:rFonts w:ascii="Calibri" w:hAnsi="Calibri"/>
+          <w:color w:val="1E293B"/>
+          <w:sz w:val="21"/>
+        </w:rPr>
+        <w:t>.</w:t>
+      </w:r>
+      <w:r>
+        <w:rPr>
+          <w:rFonts w:ascii="Calibri" w:hAnsi="Calibri"/>
+          <w:color w:val="1E293B"/>
+          <w:sz w:val="21"/>
+        </w:rPr>
+      </w:r>
+      <w:r>
+        <w:rPr>
+          <w:rFonts w:ascii="Calibri" w:hAnsi="Calibri"/>
+          <w:color w:val="1E293B"/>
+          <w:sz w:val="21"/>
+        </w:rPr>
+        <w:br/>
+        <w:t xml:space="preserve">- </w:t>
+      </w:r>
+      <w:r>
+        <w:rPr>
+          <w:rFonts w:ascii="Calibri" w:hAnsi="Calibri"/>
+          <w:b/>
+          <w:color w:val="1E293B"/>
+          <w:sz w:val="21"/>
+        </w:rPr>
+        <w:t>Lịch trình đi bộ Bến Thành 1 ngày:</w:t>
+      </w:r>
+      <w:r>
+        <w:rPr>
+          <w:rFonts w:ascii="Calibri" w:hAnsi="Calibri"/>
+          <w:color w:val="1E293B"/>
+          <w:sz w:val="21"/>
+        </w:rPr>
+        <w:t xml:space="preserve"> kết hợp dạo phố bằng bước chân theo </w:t>
+      </w:r>
+      <w:r>
+        <w:rPr>
+          <w:rFonts w:ascii="Calibri" w:hAnsi="Calibri"/>
+          <w:color w:val="1E293B"/>
+          <w:sz w:val="21"/>
+          <w:u w:val="single"/>
+        </w:rPr>
+        <w:t>lịch trình đi bộ Bến Thành 1 ngày</w:t>
+      </w:r>
+      <w:r>
+        <w:rPr>
+          <w:rFonts w:ascii="Calibri" w:hAnsi="Calibri"/>
+          <w:color w:val="1E293B"/>
+          <w:sz w:val="21"/>
+        </w:rPr>
+        <w:t>.</w:t>
+      </w:r>
+      <w:r>
+        <w:rPr>
+          <w:rFonts w:ascii="Calibri" w:hAnsi="Calibri"/>
+          <w:color w:val="1E293B"/>
+          <w:sz w:val="21"/>
+        </w:rPr>
+      </w:r>
+      <w:r>
+        <w:rPr>
+          <w:rFonts w:ascii="Calibri" w:hAnsi="Calibri"/>
+          <w:color w:val="1E293B"/>
+          <w:sz w:val="21"/>
+        </w:rPr>
+        <w:br/>
+        <w:t xml:space="preserve">- </w:t>
+      </w:r>
+      <w:r>
+        <w:rPr>
+          <w:rFonts w:ascii="Calibri" w:hAnsi="Calibri"/>
+          <w:b/>
+          <w:color w:val="1E293B"/>
+          <w:sz w:val="21"/>
+        </w:rPr>
+        <w:t>Tour Sài Gòn nửa ngày riêng tư:</w:t>
+      </w:r>
+      <w:r>
+        <w:rPr>
+          <w:rFonts w:ascii="Calibri" w:hAnsi="Calibri"/>
+          <w:color w:val="1E293B"/>
+          <w:sz w:val="21"/>
+        </w:rPr>
+        <w:t xml:space="preserve"> trải nghiệm city tour có thuyết minh lịch sử riêng cùng </w:t>
+      </w:r>
+      <w:r>
+        <w:rPr>
+          <w:rFonts w:ascii="Calibri" w:hAnsi="Calibri"/>
+          <w:color w:val="1E293B"/>
+          <w:sz w:val="21"/>
+          <w:u w:val="single"/>
+        </w:rPr>
+        <w:t>tour Sài Gòn nửa ngày riêng tư</w:t>
+      </w:r>
+      <w:r>
+        <w:rPr>
+          <w:rFonts w:ascii="Calibri" w:hAnsi="Calibri"/>
+          <w:color w:val="1E293B"/>
+          <w:sz w:val="21"/>
+        </w:rPr>
+        <w:t>.</w:t>
+      </w:r>
+    </w:p>
+    <w:p>
+      <w:pPr>
         <w:keepNext/>
         <w:spacing w:before="320" w:after="120" w:line="276" w:lineRule="auto"/>
       </w:pPr>
